--- a/docs/specs/email-extraction-reference.docx
+++ b/docs/specs/email-extraction-reference.docx
@@ -842,7 +842,218 @@
       </w:r>
       <w:r>
         <w:rPr/>
-        <w:t xml:space="preserve"> and shared by both transports, so a template derived from a forwarded mail serves the direct reader and the other way round.</w:t>
+        <w:t xml:space="preserve"> and stored in one </w:t>
+      </w:r>
+      <w:r>
+        <w:rPr>
+          <w:rFonts w:ascii="Consolas" w:hAnsi="Consolas"/>
+          <w:b w:val="0"/>
+          <w:color w:val="2A4A3A"/>
+          <w:sz w:val="20"/>
+        </w:rPr>
+        <w:t>sender_fingerprints</w:t>
+      </w:r>
+      <w:r>
+        <w:rPr/>
+        <w:t xml:space="preserve"> row that </w:t>
+      </w:r>
+      <w:r>
+        <w:rPr>
+          <w:b/>
+        </w:rPr>
+        <w:t>both transports read and write</w:t>
+      </w:r>
+      <w:r>
+        <w:rPr/>
+        <w:t>, last writer wins, with no version check and no record of which transport wrote it.</w:t>
+      </w:r>
+    </w:p>
+    <w:p>
+      <w:pPr>
+        <w:spacing w:before="120" w:after="160"/>
+        <w:ind w:left="283"/>
+        <w:pBdr>
+          <w:left w:val="single" w:sz="12" w:space="10" w:color="35654D"/>
+        </w:pBdr>
+      </w:pPr>
+      <w:r>
+        <w:rPr>
+          <w:b/>
+          <w:color w:val="5C6B63"/>
+          <w:sz w:val="21"/>
+        </w:rPr>
+        <w:t>Correction, 2026-08-31 — a template does NOT reliably carry between transports.</w:t>
+      </w:r>
+      <w:r>
+        <w:rPr>
+          <w:color w:val="5C6B63"/>
+          <w:sz w:val="21"/>
+        </w:rPr>
+        <w:t xml:space="preserve"> This section, and four other documents, used to say a template derived from a forwarded mail serves the direct reader and the other way round. That is true only when both transports see the </w:t>
+      </w:r>
+      <w:r>
+        <w:rPr>
+          <w:b/>
+          <w:color w:val="5C6B63"/>
+          <w:sz w:val="21"/>
+        </w:rPr>
+        <w:t>same text</w:t>
+      </w:r>
+      <w:r>
+        <w:rPr>
+          <w:color w:val="5C6B63"/>
+          <w:sz w:val="21"/>
+        </w:rPr>
+        <w:t xml:space="preserve">, and they often do not. A template's anchors are regexes over the </w:t>
+      </w:r>
+      <w:r>
+        <w:rPr>
+          <w:i/>
+          <w:color w:val="5C6B63"/>
+          <w:sz w:val="21"/>
+        </w:rPr>
+        <w:t>rendered</w:t>
+      </w:r>
+      <w:r>
+        <w:rPr>
+          <w:color w:val="5C6B63"/>
+          <w:sz w:val="21"/>
+        </w:rPr>
+        <w:t xml:space="preserve"> body, and the two transports render differently: forwarding takes Gmail's own </w:t>
+      </w:r>
+      <w:r>
+        <w:rPr>
+          <w:rFonts w:ascii="Consolas" w:hAnsi="Consolas"/>
+          <w:b w:val="0"/>
+          <w:color w:val="2A4A3A"/>
+          <w:sz w:val="19"/>
+        </w:rPr>
+        <w:t>getPlainBody()</w:t>
+      </w:r>
+      <w:r>
+        <w:rPr>
+          <w:color w:val="5C6B63"/>
+          <w:sz w:val="21"/>
+        </w:rPr>
+        <w:t>, which flattens a two-cell table row onto one line and marks bold as `</w:t>
+      </w:r>
+      <w:r>
+        <w:rPr>
+          <w:i/>
+          <w:color w:val="5C6B63"/>
+          <w:sz w:val="21"/>
+        </w:rPr>
+        <w:t>At</w:t>
+      </w:r>
+      <w:r>
+        <w:rPr>
+          <w:rFonts w:ascii="Consolas" w:hAnsi="Consolas"/>
+          <w:b w:val="0"/>
+          <w:color w:val="2A4A3A"/>
+          <w:sz w:val="19"/>
+        </w:rPr>
+        <w:t xml:space="preserve">; the direct reader prefers the mail's </w:t>
+      </w:r>
+      <w:r>
+        <w:rPr>
+          <w:color w:val="5C6B63"/>
+          <w:sz w:val="21"/>
+        </w:rPr>
+        <w:t xml:space="preserve">text/plain` part and, when there is none, flattens the HTML itself, putting label and value on </w:t>
+      </w:r>
+      <w:r>
+        <w:rPr>
+          <w:b/>
+          <w:color w:val="5C6B63"/>
+          <w:sz w:val="21"/>
+        </w:rPr>
+        <w:t>separate lines</w:t>
+      </w:r>
+      <w:r>
+        <w:rPr>
+          <w:color w:val="5C6B63"/>
+          <w:sz w:val="21"/>
+        </w:rPr>
+        <w:t xml:space="preserve">. For a bank that sends a </w:t>
+      </w:r>
+      <w:r>
+        <w:rPr>
+          <w:rFonts w:ascii="Consolas" w:hAnsi="Consolas"/>
+          <w:b w:val="0"/>
+          <w:color w:val="2A4A3A"/>
+          <w:sz w:val="19"/>
+        </w:rPr>
+        <w:t>text/plain</w:t>
+      </w:r>
+      <w:r>
+        <w:rPr>
+          <w:color w:val="5C6B63"/>
+          <w:sz w:val="21"/>
+        </w:rPr>
+        <w:t xml:space="preserve"> part the two agree. For an </w:t>
+      </w:r>
+      <w:r>
+        <w:rPr>
+          <w:b/>
+          <w:color w:val="5C6B63"/>
+          <w:sz w:val="21"/>
+        </w:rPr>
+        <w:t>HTML-only</w:t>
+      </w:r>
+      <w:r>
+        <w:rPr>
+          <w:color w:val="5C6B63"/>
+          <w:sz w:val="21"/>
+        </w:rPr>
+        <w:t xml:space="preserve"> mail they cannot, and a template derived under one form is a guaranteed miss under the other — indistinguishable, at the call site, from "this bank changed its layout". Verified by running the stored Vietcombank template against both renderings; it matched the plaintext form and returned </w:t>
+      </w:r>
+      <w:r>
+        <w:rPr>
+          <w:rFonts w:ascii="Consolas" w:hAnsi="Consolas"/>
+          <w:b w:val="0"/>
+          <w:color w:val="2A4A3A"/>
+          <w:sz w:val="19"/>
+        </w:rPr>
+        <w:t>null</w:t>
+      </w:r>
+      <w:r>
+        <w:rPr>
+          <w:color w:val="5C6B63"/>
+          <w:sz w:val="21"/>
+        </w:rPr>
+        <w:t xml:space="preserve"> on the direct reader's. Counted in production since 2026-08-31 as the </w:t>
+      </w:r>
+      <w:r>
+        <w:rPr>
+          <w:rFonts w:ascii="Consolas" w:hAnsi="Consolas"/>
+          <w:b w:val="0"/>
+          <w:color w:val="2A4A3A"/>
+          <w:sz w:val="19"/>
+        </w:rPr>
+        <w:t>template_missed</w:t>
+      </w:r>
+      <w:r>
+        <w:rPr>
+          <w:color w:val="5C6B63"/>
+          <w:sz w:val="21"/>
+        </w:rPr>
+        <w:t xml:space="preserve"> read-tally stage (see </w:t>
+      </w:r>
+      <w:r>
+        <w:rPr>
+          <w:rFonts w:ascii="Consolas" w:hAnsi="Consolas"/>
+          <w:b w:val="0"/>
+          <w:color w:val="2A4A3A"/>
+          <w:sz w:val="19"/>
+        </w:rPr>
+        <w:t>pipeline/README.md</w:t>
+      </w:r>
+      <w:r>
+        <w:rPr>
+          <w:color w:val="5C6B63"/>
+          <w:sz w:val="21"/>
+        </w:rPr>
+        <w:t>, Claims).</w:t>
       </w:r>
     </w:p>
     <w:p>

--- a/docs/specs/email-extraction-reference.docx
+++ b/docs/specs/email-extraction-reference.docx
@@ -1103,6 +1103,127 @@
       <w:r>
         <w:rPr/>
         <w:t xml:space="preserve"> Every template carries the extraction logic version. Bumping that version self-invalidates the cache and forces one clean re-derivation per shape, rather than serving answers shaped by logic that no longer exists.</w:t>
+      </w:r>
+    </w:p>
+    <w:p>
+      <w:pPr>
+        <w:pStyle w:val="Heading3"/>
+      </w:pPr>
+      <w:r>
+        <w:rPr>
+          <w:b/>
+          <w:sz w:val="23"/>
+        </w:rPr>
+        <w:t>Between the tiers: what is learned, and from what (2026-09-03)</w:t>
+      </w:r>
+    </w:p>
+    <w:p>
+      <w:r>
+        <w:rPr/>
+        <w:t>Three learning surfaces, three different teachers:</w:t>
+      </w:r>
+    </w:p>
+    <w:p>
+      <w:pPr>
+        <w:pStyle w:val="ListBullet"/>
+      </w:pPr>
+      <w:r>
+        <w:rPr>
+          <w:b/>
+        </w:rPr>
+        <w:t>Junk verdicts</w:t>
+      </w:r>
+      <w:r>
+        <w:rPr/>
+        <w:t xml:space="preserve"> are learned per (sender, subject) shape and — since the metadata-first change — applied BEFORE the body is fetched: an exact-shape verdict settles a message for the price of its headers. The sender-wide sentinel (</w:t>
+      </w:r>
+      <w:r>
+        <w:rPr>
+          <w:rFonts w:ascii="Consolas" w:hAnsi="Consolas"/>
+          <w:b w:val="0"/>
+          <w:color w:val="2A4A3A"/>
+          <w:sz w:val="20"/>
+        </w:rPr>
+        <w:t>*</w:t>
+      </w:r>
+      <w:r>
+        <w:rPr/>
+        <w:t>) never skips a fetch: it is a heuristic, and a marketing-heavy sender's first real transaction must still get read.</w:t>
+      </w:r>
+    </w:p>
+    <w:p>
+      <w:pPr>
+        <w:pStyle w:val="ListBullet"/>
+      </w:pPr>
+      <w:r>
+        <w:rPr>
+          <w:b/>
+        </w:rPr>
+        <w:t>Templates</w:t>
+      </w:r>
+      <w:r>
+        <w:rPr/>
+        <w:t xml:space="preserve"> are learned per shape from any successful reading (label table or model), as before.</w:t>
+      </w:r>
+    </w:p>
+    <w:p>
+      <w:pPr>
+        <w:pStyle w:val="ListBullet"/>
+      </w:pPr>
+      <w:r>
+        <w:rPr>
+          <w:b/>
+        </w:rPr>
+        <w:t>The label vocabulary itself learns</w:t>
+      </w:r>
+      <w:r>
+        <w:rPr/>
+        <w:t xml:space="preserve"> (0108): when the model reads a mail the dictionary could not, each (label, value) row whose value equals a field of the model's answer is one VOTE that the label means that field. Votes apply only at n≥3 from one sender domain; only memo, reference, merchant and beneficiary may be learned (the last two only under the transaction type that disambiguates them); amount, occurred_at, account and status are hand-add only, because a heuristic must never steer a number in a ledger. Hardcoded entries always win, and </w:t>
+      </w:r>
+      <w:r>
+        <w:rPr>
+          <w:rFonts w:ascii="Consolas" w:hAnsi="Consolas"/>
+          <w:b w:val="0"/>
+          <w:color w:val="2A4A3A"/>
+          <w:sz w:val="20"/>
+        </w:rPr>
+        <w:t>delete from learned_labels</w:t>
+      </w:r>
+      <w:r>
+        <w:rPr/>
+        <w:t xml:space="preserve"> restores the hand-authored reader exactly. Learning is direct-read only until the shared logic plan reaches the forwarding transport.</w:t>
+      </w:r>
+    </w:p>
+    <w:p>
+      <w:r>
+        <w:rPr/>
+        <w:t>Coverage — which senders are listed at ALL — is the one dimension no tier can learn, so a weekly probe (</w:t>
+      </w:r>
+      <w:r>
+        <w:rPr>
+          <w:rFonts w:ascii="Consolas" w:hAnsi="Consolas"/>
+          <w:b w:val="0"/>
+          <w:color w:val="2A4A3A"/>
+          <w:sz w:val="20"/>
+        </w:rPr>
+        <w:t>coverage_candidates</w:t>
+      </w:r>
+      <w:r>
+        <w:rPr/>
+        <w:t xml:space="preserve">, 0107) counts transaction-shaped mail from non-registry domains, storing domain + counts only. Widening the registry stays a human act via </w:t>
+      </w:r>
+      <w:r>
+        <w:rPr>
+          <w:rFonts w:ascii="Consolas" w:hAnsi="Consolas"/>
+          <w:b w:val="0"/>
+          <w:color w:val="2A4A3A"/>
+          <w:sz w:val="20"/>
+        </w:rPr>
+        <w:t>provider_domains</w:t>
+      </w:r>
+      <w:r>
+        <w:rPr/>
+        <w:t>.</w:t>
       </w:r>
     </w:p>
     <w:p>
